--- a/examples/tutorial/doc/06-evaluating-detections.docx
+++ b/examples/tutorial/doc/06-evaluating-detections.docx
@@ -96,340 +96,88 @@
       </w:r>
     </w:p>
     <w:bookmarkEnd w:id="22"/>
-    <w:bookmarkStart w:id="23" w:name="walkthrough"/>
+    <w:bookmarkStart w:id="23" w:name="how-to-read-this-walkthrough"/>
     <w:p>
       <w:pPr>
         <w:pStyle w:val="Heading2"/>
       </w:pPr>
       <w:r>
-        <w:t xml:space="preserve">Walkthrough</w:t>
+        <w:t xml:space="preserve">How to read this walkthrough</w:t>
       </w:r>
     </w:p>
     <w:p>
       <w:pPr>
-        <w:pStyle w:val="SourceCode"/>
-      </w:pPr>
-      <w:r>
-        <w:rPr>
-          <w:rStyle w:val="FunctionTok"/>
-        </w:rPr>
-        <w:t xml:space="preserve">library</w:t>
-      </w:r>
-      <w:r>
-        <w:rPr>
-          <w:rStyle w:val="NormalTok"/>
-        </w:rPr>
-        <w:t xml:space="preserve">(daltoolbox)</w:t>
-      </w:r>
-      <w:r>
-        <w:br/>
-      </w:r>
-      <w:r>
-        <w:rPr>
-          <w:rStyle w:val="FunctionTok"/>
-        </w:rPr>
-        <w:t xml:space="preserve">library</w:t>
-      </w:r>
-      <w:r>
-        <w:rPr>
-          <w:rStyle w:val="NormalTok"/>
-        </w:rPr>
-        <w:t xml:space="preserve">(harbinger)</w:t>
+        <w:pStyle w:val="FirstParagraph"/>
+      </w:pPr>
+      <w:r>
+        <w:t xml:space="preserve">The code blocks below follow the same learning rhythm used throughout the collection: prepare the environment, choose the dataset, configure the method, run the analysis, and then inspect the result. Readers who are still learning time-series mining can use that order to understand not only</w:t>
+      </w:r>
+      <w:r>
+        <w:t xml:space="preserve"> </w:t>
+      </w:r>
+      <w:r>
+        <w:rPr>
+          <w:i/>
+          <w:iCs/>
+        </w:rPr>
+        <w:t xml:space="preserve">what</w:t>
+      </w:r>
+      <w:r>
+        <w:t xml:space="preserve"> </w:t>
+      </w:r>
+      <w:r>
+        <w:t xml:space="preserve">each command does, but also</w:t>
+      </w:r>
+      <w:r>
+        <w:t xml:space="preserve"> </w:t>
+      </w:r>
+      <w:r>
+        <w:rPr>
+          <w:i/>
+          <w:iCs/>
+        </w:rPr>
+        <w:t xml:space="preserve">why</w:t>
+      </w:r>
+      <w:r>
+        <w:t xml:space="preserve"> </w:t>
+      </w:r>
+      <w:r>
+        <w:t xml:space="preserve">it appears at that stage of the workflow.</w:t>
       </w:r>
     </w:p>
     <w:p>
       <w:pPr>
-        <w:pStyle w:val="SourceCode"/>
-      </w:pPr>
-      <w:r>
-        <w:rPr>
-          <w:rStyle w:val="FunctionTok"/>
-        </w:rPr>
-        <w:t xml:space="preserve">data</w:t>
-      </w:r>
-      <w:r>
-        <w:rPr>
-          <w:rStyle w:val="NormalTok"/>
-        </w:rPr>
-        <w:t xml:space="preserve">(examples_anomalies)</w:t>
-      </w:r>
-      <w:r>
-        <w:br/>
-      </w:r>
-      <w:r>
-        <w:rPr>
-          <w:rStyle w:val="NormalTok"/>
-        </w:rPr>
-        <w:t xml:space="preserve">dataset </w:t>
-      </w:r>
-      <w:r>
-        <w:rPr>
-          <w:rStyle w:val="OtherTok"/>
-        </w:rPr>
-        <w:t xml:space="preserve">&lt;-</w:t>
-      </w:r>
-      <w:r>
-        <w:rPr>
-          <w:rStyle w:val="NormalTok"/>
-        </w:rPr>
-        <w:t xml:space="preserve"> examples_anomalies</w:t>
-      </w:r>
-      <w:r>
-        <w:rPr>
-          <w:rStyle w:val="SpecialCharTok"/>
-        </w:rPr>
-        <w:t xml:space="preserve">$</w:t>
-      </w:r>
-      <w:r>
-        <w:rPr>
-          <w:rStyle w:val="NormalTok"/>
-        </w:rPr>
-        <w:t xml:space="preserve">simple</w:t>
-      </w:r>
-      <w:r>
-        <w:br/>
-      </w:r>
-      <w:r>
-        <w:rPr>
-          <w:rStyle w:val="NormalTok"/>
-        </w:rPr>
-        <w:t xml:space="preserve">model </w:t>
-      </w:r>
-      <w:r>
-        <w:rPr>
-          <w:rStyle w:val="OtherTok"/>
-        </w:rPr>
-        <w:t xml:space="preserve">&lt;-</w:t>
-      </w:r>
-      <w:r>
-        <w:rPr>
-          <w:rStyle w:val="NormalTok"/>
-        </w:rPr>
-        <w:t xml:space="preserve"> </w:t>
-      </w:r>
-      <w:r>
-        <w:rPr>
-          <w:rStyle w:val="FunctionTok"/>
-        </w:rPr>
-        <w:t xml:space="preserve">hanr_arima</w:t>
-      </w:r>
-      <w:r>
-        <w:rPr>
-          <w:rStyle w:val="NormalTok"/>
-        </w:rPr>
-        <w:t xml:space="preserve">()</w:t>
-      </w:r>
-      <w:r>
-        <w:br/>
-      </w:r>
-      <w:r>
-        <w:rPr>
-          <w:rStyle w:val="NormalTok"/>
-        </w:rPr>
-        <w:t xml:space="preserve">model </w:t>
-      </w:r>
-      <w:r>
-        <w:rPr>
-          <w:rStyle w:val="OtherTok"/>
-        </w:rPr>
-        <w:t xml:space="preserve">&lt;-</w:t>
-      </w:r>
-      <w:r>
-        <w:rPr>
-          <w:rStyle w:val="NormalTok"/>
-        </w:rPr>
-        <w:t xml:space="preserve"> </w:t>
-      </w:r>
-      <w:r>
-        <w:rPr>
-          <w:rStyle w:val="FunctionTok"/>
-        </w:rPr>
-        <w:t xml:space="preserve">fit</w:t>
-      </w:r>
-      <w:r>
-        <w:rPr>
-          <w:rStyle w:val="NormalTok"/>
-        </w:rPr>
-        <w:t xml:space="preserve">(model, dataset</w:t>
-      </w:r>
-      <w:r>
-        <w:rPr>
-          <w:rStyle w:val="SpecialCharTok"/>
-        </w:rPr>
-        <w:t xml:space="preserve">$</w:t>
-      </w:r>
-      <w:r>
-        <w:rPr>
-          <w:rStyle w:val="NormalTok"/>
-        </w:rPr>
-        <w:t xml:space="preserve">serie)</w:t>
-      </w:r>
-      <w:r>
-        <w:br/>
-      </w:r>
-      <w:r>
-        <w:rPr>
-          <w:rStyle w:val="NormalTok"/>
-        </w:rPr>
-        <w:t xml:space="preserve">detection </w:t>
-      </w:r>
-      <w:r>
-        <w:rPr>
-          <w:rStyle w:val="OtherTok"/>
-        </w:rPr>
-        <w:t xml:space="preserve">&lt;-</w:t>
-      </w:r>
-      <w:r>
-        <w:rPr>
-          <w:rStyle w:val="NormalTok"/>
-        </w:rPr>
-        <w:t xml:space="preserve"> </w:t>
-      </w:r>
-      <w:r>
-        <w:rPr>
-          <w:rStyle w:val="FunctionTok"/>
-        </w:rPr>
-        <w:t xml:space="preserve">detect</w:t>
-      </w:r>
-      <w:r>
-        <w:rPr>
-          <w:rStyle w:val="NormalTok"/>
-        </w:rPr>
-        <w:t xml:space="preserve">(model, dataset</w:t>
-      </w:r>
-      <w:r>
-        <w:rPr>
-          <w:rStyle w:val="SpecialCharTok"/>
-        </w:rPr>
-        <w:t xml:space="preserve">$</w:t>
-      </w:r>
-      <w:r>
-        <w:rPr>
-          <w:rStyle w:val="NormalTok"/>
-        </w:rPr>
-        <w:t xml:space="preserve">serie)</w:t>
+        <w:pStyle w:val="BodyText"/>
+      </w:pPr>
+      <w:r>
+        <w:t xml:space="preserve">As you go through the notebook, read the inline comments inside each chunk as the operational explanation and use the surrounding prose as the conceptual guide.</w:t>
+      </w:r>
+    </w:p>
+    <w:bookmarkEnd w:id="23"/>
+    <w:bookmarkStart w:id="27" w:name="walkthrough"/>
+    <w:p>
+      <w:pPr>
+        <w:pStyle w:val="Heading2"/>
+      </w:pPr>
+      <w:r>
+        <w:t xml:space="preserve">Walkthrough</w:t>
+      </w:r>
+    </w:p>
+    <w:bookmarkStart w:id="24" w:name="prepare-the-example"/>
+    <w:p>
+      <w:pPr>
+        <w:pStyle w:val="Heading3"/>
+      </w:pPr>
+      <w:r>
+        <w:t xml:space="preserve">Prepare the Example</w:t>
       </w:r>
     </w:p>
     <w:p>
       <w:pPr>
-        <w:pStyle w:val="SourceCode"/>
-      </w:pPr>
-      <w:r>
-        <w:rPr>
-          <w:rStyle w:val="CommentTok"/>
-        </w:rPr>
-        <w:t xml:space="preserve"># Hard evaluation: direct match between detected and labeled events</w:t>
-      </w:r>
-      <w:r>
-        <w:br/>
-      </w:r>
-      <w:r>
-        <w:rPr>
-          <w:rStyle w:val="NormalTok"/>
-        </w:rPr>
-        <w:t xml:space="preserve">hard_eval </w:t>
-      </w:r>
-      <w:r>
-        <w:rPr>
-          <w:rStyle w:val="OtherTok"/>
-        </w:rPr>
-        <w:t xml:space="preserve">&lt;-</w:t>
-      </w:r>
-      <w:r>
-        <w:rPr>
-          <w:rStyle w:val="NormalTok"/>
-        </w:rPr>
-        <w:t xml:space="preserve"> </w:t>
-      </w:r>
-      <w:r>
-        <w:rPr>
-          <w:rStyle w:val="FunctionTok"/>
-        </w:rPr>
-        <w:t xml:space="preserve">har_eval</w:t>
-      </w:r>
-      <w:r>
-        <w:rPr>
-          <w:rStyle w:val="NormalTok"/>
-        </w:rPr>
-        <w:t xml:space="preserve">()</w:t>
-      </w:r>
-      <w:r>
-        <w:br/>
-      </w:r>
-      <w:r>
-        <w:rPr>
-          <w:rStyle w:val="NormalTok"/>
-        </w:rPr>
-        <w:t xml:space="preserve">hard_result </w:t>
-      </w:r>
-      <w:r>
-        <w:rPr>
-          <w:rStyle w:val="OtherTok"/>
-        </w:rPr>
-        <w:t xml:space="preserve">&lt;-</w:t>
-      </w:r>
-      <w:r>
-        <w:rPr>
-          <w:rStyle w:val="NormalTok"/>
-        </w:rPr>
-        <w:t xml:space="preserve"> </w:t>
-      </w:r>
-      <w:r>
-        <w:rPr>
-          <w:rStyle w:val="FunctionTok"/>
-        </w:rPr>
-        <w:t xml:space="preserve">evaluate</w:t>
-      </w:r>
-      <w:r>
-        <w:rPr>
-          <w:rStyle w:val="NormalTok"/>
-        </w:rPr>
-        <w:t xml:space="preserve">(hard_eval, detection</w:t>
-      </w:r>
-      <w:r>
-        <w:rPr>
-          <w:rStyle w:val="SpecialCharTok"/>
-        </w:rPr>
-        <w:t xml:space="preserve">$</w:t>
-      </w:r>
-      <w:r>
-        <w:rPr>
-          <w:rStyle w:val="NormalTok"/>
-        </w:rPr>
-        <w:t xml:space="preserve">event, dataset</w:t>
-      </w:r>
-      <w:r>
-        <w:rPr>
-          <w:rStyle w:val="SpecialCharTok"/>
-        </w:rPr>
-        <w:t xml:space="preserve">$</w:t>
-      </w:r>
-      <w:r>
-        <w:rPr>
-          <w:rStyle w:val="NormalTok"/>
-        </w:rPr>
-        <w:t xml:space="preserve">event)</w:t>
-      </w:r>
-      <w:r>
-        <w:br/>
-      </w:r>
-      <w:r>
-        <w:rPr>
-          <w:rStyle w:val="NormalTok"/>
-        </w:rPr>
-        <w:t xml:space="preserve">hard_result</w:t>
-      </w:r>
-      <w:r>
-        <w:rPr>
-          <w:rStyle w:val="SpecialCharTok"/>
-        </w:rPr>
-        <w:t xml:space="preserve">$</w:t>
-      </w:r>
-      <w:r>
-        <w:rPr>
-          <w:rStyle w:val="NormalTok"/>
-        </w:rPr>
-        <w:t xml:space="preserve">confMatrix</w:t>
+        <w:pStyle w:val="FirstParagraph"/>
+      </w:pPr>
+      <w:r>
+        <w:t xml:space="preserve">We begin by organizing the environment, loading the packages, and selecting the dataset used in the notebook. This part is intentionally more direct: the goal is to make the starting point explicit before the method-specific reasoning begins.</w:t>
       </w:r>
     </w:p>
     <w:p>
@@ -438,158 +186,48 @@
       </w:pPr>
       <w:r>
         <w:rPr>
-          <w:rStyle w:val="VerbatimChar"/>
-        </w:rPr>
-        <w:t xml:space="preserve">##           event      </w:t>
-      </w:r>
-      <w:r>
-        <w:br/>
-      </w:r>
-      <w:r>
-        <w:rPr>
-          <w:rStyle w:val="VerbatimChar"/>
-        </w:rPr>
-        <w:t xml:space="preserve">## detection TRUE  FALSE</w:t>
-      </w:r>
-      <w:r>
-        <w:br/>
-      </w:r>
-      <w:r>
-        <w:rPr>
-          <w:rStyle w:val="VerbatimChar"/>
-        </w:rPr>
-        <w:t xml:space="preserve">## TRUE      1     0    </w:t>
-      </w:r>
-      <w:r>
-        <w:br/>
-      </w:r>
-      <w:r>
-        <w:rPr>
-          <w:rStyle w:val="VerbatimChar"/>
-        </w:rPr>
-        <w:t xml:space="preserve">## FALSE     0     100</w:t>
+          <w:rStyle w:val="FunctionTok"/>
+        </w:rPr>
+        <w:t xml:space="preserve">library</w:t>
+      </w:r>
+      <w:r>
+        <w:rPr>
+          <w:rStyle w:val="NormalTok"/>
+        </w:rPr>
+        <w:t xml:space="preserve">(daltoolbox)</w:t>
+      </w:r>
+      <w:r>
+        <w:br/>
+      </w:r>
+      <w:r>
+        <w:rPr>
+          <w:rStyle w:val="FunctionTok"/>
+        </w:rPr>
+        <w:t xml:space="preserve">library</w:t>
+      </w:r>
+      <w:r>
+        <w:rPr>
+          <w:rStyle w:val="NormalTok"/>
+        </w:rPr>
+        <w:t xml:space="preserve">(harbinger)</w:t>
+      </w:r>
+    </w:p>
+    <w:bookmarkEnd w:id="24"/>
+    <w:bookmarkStart w:id="25" w:name="configure-the-method"/>
+    <w:p>
+      <w:pPr>
+        <w:pStyle w:val="Heading3"/>
+      </w:pPr>
+      <w:r>
+        <w:t xml:space="preserve">Configure the Method</w:t>
       </w:r>
     </w:p>
     <w:p>
       <w:pPr>
-        <w:pStyle w:val="SourceCode"/>
-      </w:pPr>
-      <w:r>
-        <w:rPr>
-          <w:rStyle w:val="CommentTok"/>
-        </w:rPr>
-        <w:t xml:space="preserve"># Soft evaluation: tolerates small temporal misalignment</w:t>
-      </w:r>
-      <w:r>
-        <w:br/>
-      </w:r>
-      <w:r>
-        <w:rPr>
-          <w:rStyle w:val="NormalTok"/>
-        </w:rPr>
-        <w:t xml:space="preserve">soft_eval </w:t>
-      </w:r>
-      <w:r>
-        <w:rPr>
-          <w:rStyle w:val="OtherTok"/>
-        </w:rPr>
-        <w:t xml:space="preserve">&lt;-</w:t>
-      </w:r>
-      <w:r>
-        <w:rPr>
-          <w:rStyle w:val="NormalTok"/>
-        </w:rPr>
-        <w:t xml:space="preserve"> </w:t>
-      </w:r>
-      <w:r>
-        <w:rPr>
-          <w:rStyle w:val="FunctionTok"/>
-        </w:rPr>
-        <w:t xml:space="preserve">har_eval_soft</w:t>
-      </w:r>
-      <w:r>
-        <w:rPr>
-          <w:rStyle w:val="NormalTok"/>
-        </w:rPr>
-        <w:t xml:space="preserve">()</w:t>
-      </w:r>
-      <w:r>
-        <w:br/>
-      </w:r>
-      <w:r>
-        <w:rPr>
-          <w:rStyle w:val="NormalTok"/>
-        </w:rPr>
-        <w:t xml:space="preserve">soft_result </w:t>
-      </w:r>
-      <w:r>
-        <w:rPr>
-          <w:rStyle w:val="OtherTok"/>
-        </w:rPr>
-        <w:t xml:space="preserve">&lt;-</w:t>
-      </w:r>
-      <w:r>
-        <w:rPr>
-          <w:rStyle w:val="NormalTok"/>
-        </w:rPr>
-        <w:t xml:space="preserve"> </w:t>
-      </w:r>
-      <w:r>
-        <w:rPr>
-          <w:rStyle w:val="FunctionTok"/>
-        </w:rPr>
-        <w:t xml:space="preserve">evaluate</w:t>
-      </w:r>
-      <w:r>
-        <w:rPr>
-          <w:rStyle w:val="NormalTok"/>
-        </w:rPr>
-        <w:t xml:space="preserve">(soft_eval, detection</w:t>
-      </w:r>
-      <w:r>
-        <w:rPr>
-          <w:rStyle w:val="SpecialCharTok"/>
-        </w:rPr>
-        <w:t xml:space="preserve">$</w:t>
-      </w:r>
-      <w:r>
-        <w:rPr>
-          <w:rStyle w:val="NormalTok"/>
-        </w:rPr>
-        <w:t xml:space="preserve">event, dataset</w:t>
-      </w:r>
-      <w:r>
-        <w:rPr>
-          <w:rStyle w:val="SpecialCharTok"/>
-        </w:rPr>
-        <w:t xml:space="preserve">$</w:t>
-      </w:r>
-      <w:r>
-        <w:rPr>
-          <w:rStyle w:val="NormalTok"/>
-        </w:rPr>
-        <w:t xml:space="preserve">event)</w:t>
-      </w:r>
-      <w:r>
-        <w:br/>
-      </w:r>
-      <w:r>
-        <w:rPr>
-          <w:rStyle w:val="NormalTok"/>
-        </w:rPr>
-        <w:t xml:space="preserve">soft_result</w:t>
-      </w:r>
-      <w:r>
-        <w:rPr>
-          <w:rStyle w:val="SpecialCharTok"/>
-        </w:rPr>
-        <w:t xml:space="preserve">$</w:t>
-      </w:r>
-      <w:r>
-        <w:rPr>
-          <w:rStyle w:val="NormalTok"/>
-        </w:rPr>
-        <w:t xml:space="preserve">confMatrix</w:t>
+        <w:pStyle w:val="FirstParagraph"/>
+      </w:pPr>
+      <w:r>
+        <w:t xml:space="preserve">The next step is to instantiate the method and, when necessary, fit it to the selected series. This is where the notebook makes its analytical choice explicit: the parameters chosen here determine what kind of pattern the detector or transformer will become sensitive to and how the later outputs should be interpreted.</w:t>
       </w:r>
     </w:p>
     <w:p>
@@ -598,56 +236,189 @@
       </w:pPr>
       <w:r>
         <w:rPr>
-          <w:rStyle w:val="VerbatimChar"/>
-        </w:rPr>
-        <w:t xml:space="preserve">##           event      </w:t>
-      </w:r>
-      <w:r>
-        <w:br/>
-      </w:r>
-      <w:r>
-        <w:rPr>
-          <w:rStyle w:val="VerbatimChar"/>
-        </w:rPr>
-        <w:t xml:space="preserve">## detection TRUE  FALSE</w:t>
-      </w:r>
-      <w:r>
-        <w:br/>
-      </w:r>
-      <w:r>
-        <w:rPr>
-          <w:rStyle w:val="VerbatimChar"/>
-        </w:rPr>
-        <w:t xml:space="preserve">## TRUE      1     0    </w:t>
-      </w:r>
-      <w:r>
-        <w:br/>
-      </w:r>
-      <w:r>
-        <w:rPr>
-          <w:rStyle w:val="VerbatimChar"/>
-        </w:rPr>
-        <w:t xml:space="preserve">## FALSE     0     100</w:t>
+          <w:rStyle w:val="FunctionTok"/>
+        </w:rPr>
+        <w:t xml:space="preserve">data</w:t>
+      </w:r>
+      <w:r>
+        <w:rPr>
+          <w:rStyle w:val="NormalTok"/>
+        </w:rPr>
+        <w:t xml:space="preserve">(examples_anomalies)</w:t>
+      </w:r>
+      <w:r>
+        <w:br/>
+      </w:r>
+      <w:r>
+        <w:rPr>
+          <w:rStyle w:val="NormalTok"/>
+        </w:rPr>
+        <w:t xml:space="preserve">dataset </w:t>
+      </w:r>
+      <w:r>
+        <w:rPr>
+          <w:rStyle w:val="OtherTok"/>
+        </w:rPr>
+        <w:t xml:space="preserve">&lt;-</w:t>
+      </w:r>
+      <w:r>
+        <w:rPr>
+          <w:rStyle w:val="NormalTok"/>
+        </w:rPr>
+        <w:t xml:space="preserve"> examples_anomalies</w:t>
+      </w:r>
+      <w:r>
+        <w:rPr>
+          <w:rStyle w:val="SpecialCharTok"/>
+        </w:rPr>
+        <w:t xml:space="preserve">$</w:t>
+      </w:r>
+      <w:r>
+        <w:rPr>
+          <w:rStyle w:val="NormalTok"/>
+        </w:rPr>
+        <w:t xml:space="preserve">simple</w:t>
+      </w:r>
+      <w:r>
+        <w:br/>
+      </w:r>
+      <w:r>
+        <w:rPr>
+          <w:rStyle w:val="NormalTok"/>
+        </w:rPr>
+        <w:t xml:space="preserve">model </w:t>
+      </w:r>
+      <w:r>
+        <w:rPr>
+          <w:rStyle w:val="OtherTok"/>
+        </w:rPr>
+        <w:t xml:space="preserve">&lt;-</w:t>
+      </w:r>
+      <w:r>
+        <w:rPr>
+          <w:rStyle w:val="NormalTok"/>
+        </w:rPr>
+        <w:t xml:space="preserve"> </w:t>
+      </w:r>
+      <w:r>
+        <w:rPr>
+          <w:rStyle w:val="FunctionTok"/>
+        </w:rPr>
+        <w:t xml:space="preserve">hanr_arima</w:t>
+      </w:r>
+      <w:r>
+        <w:rPr>
+          <w:rStyle w:val="NormalTok"/>
+        </w:rPr>
+        <w:t xml:space="preserve">()</w:t>
+      </w:r>
+      <w:r>
+        <w:br/>
+      </w:r>
+      <w:r>
+        <w:rPr>
+          <w:rStyle w:val="NormalTok"/>
+        </w:rPr>
+        <w:t xml:space="preserve">model </w:t>
+      </w:r>
+      <w:r>
+        <w:rPr>
+          <w:rStyle w:val="OtherTok"/>
+        </w:rPr>
+        <w:t xml:space="preserve">&lt;-</w:t>
+      </w:r>
+      <w:r>
+        <w:rPr>
+          <w:rStyle w:val="NormalTok"/>
+        </w:rPr>
+        <w:t xml:space="preserve"> </w:t>
+      </w:r>
+      <w:r>
+        <w:rPr>
+          <w:rStyle w:val="FunctionTok"/>
+        </w:rPr>
+        <w:t xml:space="preserve">fit</w:t>
+      </w:r>
+      <w:r>
+        <w:rPr>
+          <w:rStyle w:val="NormalTok"/>
+        </w:rPr>
+        <w:t xml:space="preserve">(model, dataset</w:t>
+      </w:r>
+      <w:r>
+        <w:rPr>
+          <w:rStyle w:val="SpecialCharTok"/>
+        </w:rPr>
+        <w:t xml:space="preserve">$</w:t>
+      </w:r>
+      <w:r>
+        <w:rPr>
+          <w:rStyle w:val="NormalTok"/>
+        </w:rPr>
+        <w:t xml:space="preserve">serie)</w:t>
+      </w:r>
+      <w:r>
+        <w:br/>
+      </w:r>
+      <w:r>
+        <w:rPr>
+          <w:rStyle w:val="NormalTok"/>
+        </w:rPr>
+        <w:t xml:space="preserve">detection </w:t>
+      </w:r>
+      <w:r>
+        <w:rPr>
+          <w:rStyle w:val="OtherTok"/>
+        </w:rPr>
+        <w:t xml:space="preserve">&lt;-</w:t>
+      </w:r>
+      <w:r>
+        <w:rPr>
+          <w:rStyle w:val="NormalTok"/>
+        </w:rPr>
+        <w:t xml:space="preserve"> </w:t>
+      </w:r>
+      <w:r>
+        <w:rPr>
+          <w:rStyle w:val="FunctionTok"/>
+        </w:rPr>
+        <w:t xml:space="preserve">detect</w:t>
+      </w:r>
+      <w:r>
+        <w:rPr>
+          <w:rStyle w:val="NormalTok"/>
+        </w:rPr>
+        <w:t xml:space="preserve">(model, dataset</w:t>
+      </w:r>
+      <w:r>
+        <w:rPr>
+          <w:rStyle w:val="SpecialCharTok"/>
+        </w:rPr>
+        <w:t xml:space="preserve">$</w:t>
+      </w:r>
+      <w:r>
+        <w:rPr>
+          <w:rStyle w:val="NormalTok"/>
+        </w:rPr>
+        <w:t xml:space="preserve">serie)</w:t>
+      </w:r>
+    </w:p>
+    <w:bookmarkEnd w:id="25"/>
+    <w:bookmarkStart w:id="26" w:name="evaluate-what-was-found"/>
+    <w:p>
+      <w:pPr>
+        <w:pStyle w:val="Heading3"/>
+      </w:pPr>
+      <w:r>
+        <w:t xml:space="preserve">Evaluate What Was Found</w:t>
       </w:r>
     </w:p>
     <w:p>
       <w:pPr>
-        <w:pStyle w:val="SourceCode"/>
-      </w:pPr>
-      <w:r>
-        <w:rPr>
-          <w:rStyle w:val="CommentTok"/>
-        </w:rPr>
-        <w:t xml:space="preserve"># Inspect summary metrics returned by the evaluation objects</w:t>
-      </w:r>
-      <w:r>
-        <w:br/>
-      </w:r>
-      <w:r>
-        <w:rPr>
-          <w:rStyle w:val="NormalTok"/>
-        </w:rPr>
-        <w:t xml:space="preserve">hard_result</w:t>
+        <w:pStyle w:val="FirstParagraph"/>
+      </w:pPr>
+      <w:r>
+        <w:t xml:space="preserve">After producing detections or transformed outputs, we compare them with the reference labels whenever they are available. This stage matters because it connects the visual intuition of the method with an explicit measurement of quality, helping the learner understand not only whether the method runs, but how well it behaves.</w:t>
       </w:r>
     </w:p>
     <w:p>
@@ -656,477 +427,120 @@
       </w:pPr>
       <w:r>
         <w:rPr>
-          <w:rStyle w:val="VerbatimChar"/>
-        </w:rPr>
-        <w:t xml:space="preserve">## $TP</w:t>
-      </w:r>
-      <w:r>
-        <w:br/>
-      </w:r>
-      <w:r>
-        <w:rPr>
-          <w:rStyle w:val="VerbatimChar"/>
-        </w:rPr>
-        <w:t xml:space="preserve">## [1] 1</w:t>
-      </w:r>
-      <w:r>
-        <w:br/>
-      </w:r>
-      <w:r>
-        <w:rPr>
-          <w:rStyle w:val="VerbatimChar"/>
-        </w:rPr>
-        <w:t xml:space="preserve">## </w:t>
-      </w:r>
-      <w:r>
-        <w:br/>
-      </w:r>
-      <w:r>
-        <w:rPr>
-          <w:rStyle w:val="VerbatimChar"/>
-        </w:rPr>
-        <w:t xml:space="preserve">## $FP</w:t>
-      </w:r>
-      <w:r>
-        <w:br/>
-      </w:r>
-      <w:r>
-        <w:rPr>
-          <w:rStyle w:val="VerbatimChar"/>
-        </w:rPr>
-        <w:t xml:space="preserve">## [1] 0</w:t>
-      </w:r>
-      <w:r>
-        <w:br/>
-      </w:r>
-      <w:r>
-        <w:rPr>
-          <w:rStyle w:val="VerbatimChar"/>
-        </w:rPr>
-        <w:t xml:space="preserve">## </w:t>
-      </w:r>
-      <w:r>
-        <w:br/>
-      </w:r>
-      <w:r>
-        <w:rPr>
-          <w:rStyle w:val="VerbatimChar"/>
-        </w:rPr>
-        <w:t xml:space="preserve">## $FN</w:t>
-      </w:r>
-      <w:r>
-        <w:br/>
-      </w:r>
-      <w:r>
-        <w:rPr>
-          <w:rStyle w:val="VerbatimChar"/>
-        </w:rPr>
-        <w:t xml:space="preserve">## [1] 0</w:t>
-      </w:r>
-      <w:r>
-        <w:br/>
-      </w:r>
-      <w:r>
-        <w:rPr>
-          <w:rStyle w:val="VerbatimChar"/>
-        </w:rPr>
-        <w:t xml:space="preserve">## </w:t>
-      </w:r>
-      <w:r>
-        <w:br/>
-      </w:r>
-      <w:r>
-        <w:rPr>
-          <w:rStyle w:val="VerbatimChar"/>
-        </w:rPr>
-        <w:t xml:space="preserve">## $TN</w:t>
-      </w:r>
-      <w:r>
-        <w:br/>
-      </w:r>
-      <w:r>
-        <w:rPr>
-          <w:rStyle w:val="VerbatimChar"/>
-        </w:rPr>
-        <w:t xml:space="preserve">## [1] 100</w:t>
-      </w:r>
-      <w:r>
-        <w:br/>
-      </w:r>
-      <w:r>
-        <w:rPr>
-          <w:rStyle w:val="VerbatimChar"/>
-        </w:rPr>
-        <w:t xml:space="preserve">## </w:t>
-      </w:r>
-      <w:r>
-        <w:br/>
-      </w:r>
-      <w:r>
-        <w:rPr>
-          <w:rStyle w:val="VerbatimChar"/>
-        </w:rPr>
-        <w:t xml:space="preserve">## $confMatrix</w:t>
-      </w:r>
-      <w:r>
-        <w:br/>
-      </w:r>
-      <w:r>
-        <w:rPr>
-          <w:rStyle w:val="VerbatimChar"/>
-        </w:rPr>
-        <w:t xml:space="preserve">##           event      </w:t>
-      </w:r>
-      <w:r>
-        <w:br/>
-      </w:r>
-      <w:r>
-        <w:rPr>
-          <w:rStyle w:val="VerbatimChar"/>
-        </w:rPr>
-        <w:t xml:space="preserve">## detection TRUE  FALSE</w:t>
-      </w:r>
-      <w:r>
-        <w:br/>
-      </w:r>
-      <w:r>
-        <w:rPr>
-          <w:rStyle w:val="VerbatimChar"/>
-        </w:rPr>
-        <w:t xml:space="preserve">## TRUE      1     0    </w:t>
-      </w:r>
-      <w:r>
-        <w:br/>
-      </w:r>
-      <w:r>
-        <w:rPr>
-          <w:rStyle w:val="VerbatimChar"/>
-        </w:rPr>
-        <w:t xml:space="preserve">## FALSE     0     100  </w:t>
-      </w:r>
-      <w:r>
-        <w:br/>
-      </w:r>
-      <w:r>
-        <w:rPr>
-          <w:rStyle w:val="VerbatimChar"/>
-        </w:rPr>
-        <w:t xml:space="preserve">## </w:t>
-      </w:r>
-      <w:r>
-        <w:br/>
-      </w:r>
-      <w:r>
-        <w:rPr>
-          <w:rStyle w:val="VerbatimChar"/>
-        </w:rPr>
-        <w:t xml:space="preserve">## $accuracy</w:t>
-      </w:r>
-      <w:r>
-        <w:br/>
-      </w:r>
-      <w:r>
-        <w:rPr>
-          <w:rStyle w:val="VerbatimChar"/>
-        </w:rPr>
-        <w:t xml:space="preserve">## [1] 1</w:t>
-      </w:r>
-      <w:r>
-        <w:br/>
-      </w:r>
-      <w:r>
-        <w:rPr>
-          <w:rStyle w:val="VerbatimChar"/>
-        </w:rPr>
-        <w:t xml:space="preserve">## </w:t>
-      </w:r>
-      <w:r>
-        <w:br/>
-      </w:r>
-      <w:r>
-        <w:rPr>
-          <w:rStyle w:val="VerbatimChar"/>
-        </w:rPr>
-        <w:t xml:space="preserve">## $sensitivity</w:t>
-      </w:r>
-      <w:r>
-        <w:br/>
-      </w:r>
-      <w:r>
-        <w:rPr>
-          <w:rStyle w:val="VerbatimChar"/>
-        </w:rPr>
-        <w:t xml:space="preserve">## [1] 1</w:t>
-      </w:r>
-      <w:r>
-        <w:br/>
-      </w:r>
-      <w:r>
-        <w:rPr>
-          <w:rStyle w:val="VerbatimChar"/>
-        </w:rPr>
-        <w:t xml:space="preserve">## </w:t>
-      </w:r>
-      <w:r>
-        <w:br/>
-      </w:r>
-      <w:r>
-        <w:rPr>
-          <w:rStyle w:val="VerbatimChar"/>
-        </w:rPr>
-        <w:t xml:space="preserve">## $specificity</w:t>
-      </w:r>
-      <w:r>
-        <w:br/>
-      </w:r>
-      <w:r>
-        <w:rPr>
-          <w:rStyle w:val="VerbatimChar"/>
-        </w:rPr>
-        <w:t xml:space="preserve">## [1] 1</w:t>
-      </w:r>
-      <w:r>
-        <w:br/>
-      </w:r>
-      <w:r>
-        <w:rPr>
-          <w:rStyle w:val="VerbatimChar"/>
-        </w:rPr>
-        <w:t xml:space="preserve">## </w:t>
-      </w:r>
-      <w:r>
-        <w:br/>
-      </w:r>
-      <w:r>
-        <w:rPr>
-          <w:rStyle w:val="VerbatimChar"/>
-        </w:rPr>
-        <w:t xml:space="preserve">## $prevalence</w:t>
-      </w:r>
-      <w:r>
-        <w:br/>
-      </w:r>
-      <w:r>
-        <w:rPr>
-          <w:rStyle w:val="VerbatimChar"/>
-        </w:rPr>
-        <w:t xml:space="preserve">## [1] 0.00990099</w:t>
-      </w:r>
-      <w:r>
-        <w:br/>
-      </w:r>
-      <w:r>
-        <w:rPr>
-          <w:rStyle w:val="VerbatimChar"/>
-        </w:rPr>
-        <w:t xml:space="preserve">## </w:t>
-      </w:r>
-      <w:r>
-        <w:br/>
-      </w:r>
-      <w:r>
-        <w:rPr>
-          <w:rStyle w:val="VerbatimChar"/>
-        </w:rPr>
-        <w:t xml:space="preserve">## $PPV</w:t>
-      </w:r>
-      <w:r>
-        <w:br/>
-      </w:r>
-      <w:r>
-        <w:rPr>
-          <w:rStyle w:val="VerbatimChar"/>
-        </w:rPr>
-        <w:t xml:space="preserve">## [1] 1</w:t>
-      </w:r>
-      <w:r>
-        <w:br/>
-      </w:r>
-      <w:r>
-        <w:rPr>
-          <w:rStyle w:val="VerbatimChar"/>
-        </w:rPr>
-        <w:t xml:space="preserve">## </w:t>
-      </w:r>
-      <w:r>
-        <w:br/>
-      </w:r>
-      <w:r>
-        <w:rPr>
-          <w:rStyle w:val="VerbatimChar"/>
-        </w:rPr>
-        <w:t xml:space="preserve">## $NPV</w:t>
-      </w:r>
-      <w:r>
-        <w:br/>
-      </w:r>
-      <w:r>
-        <w:rPr>
-          <w:rStyle w:val="VerbatimChar"/>
-        </w:rPr>
-        <w:t xml:space="preserve">## [1] 1</w:t>
-      </w:r>
-      <w:r>
-        <w:br/>
-      </w:r>
-      <w:r>
-        <w:rPr>
-          <w:rStyle w:val="VerbatimChar"/>
-        </w:rPr>
-        <w:t xml:space="preserve">## </w:t>
-      </w:r>
-      <w:r>
-        <w:br/>
-      </w:r>
-      <w:r>
-        <w:rPr>
-          <w:rStyle w:val="VerbatimChar"/>
-        </w:rPr>
-        <w:t xml:space="preserve">## $detection_rate</w:t>
-      </w:r>
-      <w:r>
-        <w:br/>
-      </w:r>
-      <w:r>
-        <w:rPr>
-          <w:rStyle w:val="VerbatimChar"/>
-        </w:rPr>
-        <w:t xml:space="preserve">## [1] 0.00990099</w:t>
-      </w:r>
-      <w:r>
-        <w:br/>
-      </w:r>
-      <w:r>
-        <w:rPr>
-          <w:rStyle w:val="VerbatimChar"/>
-        </w:rPr>
-        <w:t xml:space="preserve">## </w:t>
-      </w:r>
-      <w:r>
-        <w:br/>
-      </w:r>
-      <w:r>
-        <w:rPr>
-          <w:rStyle w:val="VerbatimChar"/>
-        </w:rPr>
-        <w:t xml:space="preserve">## $detection_prevalence</w:t>
-      </w:r>
-      <w:r>
-        <w:br/>
-      </w:r>
-      <w:r>
-        <w:rPr>
-          <w:rStyle w:val="VerbatimChar"/>
-        </w:rPr>
-        <w:t xml:space="preserve">## [1] 0.00990099</w:t>
-      </w:r>
-      <w:r>
-        <w:br/>
-      </w:r>
-      <w:r>
-        <w:rPr>
-          <w:rStyle w:val="VerbatimChar"/>
-        </w:rPr>
-        <w:t xml:space="preserve">## </w:t>
-      </w:r>
-      <w:r>
-        <w:br/>
-      </w:r>
-      <w:r>
-        <w:rPr>
-          <w:rStyle w:val="VerbatimChar"/>
-        </w:rPr>
-        <w:t xml:space="preserve">## $balanced_accuracy</w:t>
-      </w:r>
-      <w:r>
-        <w:br/>
-      </w:r>
-      <w:r>
-        <w:rPr>
-          <w:rStyle w:val="VerbatimChar"/>
-        </w:rPr>
-        <w:t xml:space="preserve">## [1] 1</w:t>
-      </w:r>
-      <w:r>
-        <w:br/>
-      </w:r>
-      <w:r>
-        <w:rPr>
-          <w:rStyle w:val="VerbatimChar"/>
-        </w:rPr>
-        <w:t xml:space="preserve">## </w:t>
-      </w:r>
-      <w:r>
-        <w:br/>
-      </w:r>
-      <w:r>
-        <w:rPr>
-          <w:rStyle w:val="VerbatimChar"/>
-        </w:rPr>
-        <w:t xml:space="preserve">## $precision</w:t>
-      </w:r>
-      <w:r>
-        <w:br/>
-      </w:r>
-      <w:r>
-        <w:rPr>
-          <w:rStyle w:val="VerbatimChar"/>
-        </w:rPr>
-        <w:t xml:space="preserve">## [1] 1</w:t>
-      </w:r>
-      <w:r>
-        <w:br/>
-      </w:r>
-      <w:r>
-        <w:rPr>
-          <w:rStyle w:val="VerbatimChar"/>
-        </w:rPr>
-        <w:t xml:space="preserve">## </w:t>
-      </w:r>
-      <w:r>
-        <w:br/>
-      </w:r>
-      <w:r>
-        <w:rPr>
-          <w:rStyle w:val="VerbatimChar"/>
-        </w:rPr>
-        <w:t xml:space="preserve">## $recall</w:t>
-      </w:r>
-      <w:r>
-        <w:br/>
-      </w:r>
-      <w:r>
-        <w:rPr>
-          <w:rStyle w:val="VerbatimChar"/>
-        </w:rPr>
-        <w:t xml:space="preserve">## [1] 1</w:t>
-      </w:r>
-      <w:r>
-        <w:br/>
-      </w:r>
-      <w:r>
-        <w:rPr>
-          <w:rStyle w:val="VerbatimChar"/>
-        </w:rPr>
-        <w:t xml:space="preserve">## </w:t>
-      </w:r>
-      <w:r>
-        <w:br/>
-      </w:r>
-      <w:r>
-        <w:rPr>
-          <w:rStyle w:val="VerbatimChar"/>
-        </w:rPr>
-        <w:t xml:space="preserve">## $F1</w:t>
-      </w:r>
-      <w:r>
-        <w:br/>
-      </w:r>
-      <w:r>
-        <w:rPr>
-          <w:rStyle w:val="VerbatimChar"/>
-        </w:rPr>
-        <w:t xml:space="preserve">## [1] 1</w:t>
+          <w:rStyle w:val="CommentTok"/>
+        </w:rPr>
+        <w:t xml:space="preserve"># Hard evaluation: direct match between detected and labeled events</w:t>
+      </w:r>
+      <w:r>
+        <w:br/>
+      </w:r>
+      <w:r>
+        <w:rPr>
+          <w:rStyle w:val="NormalTok"/>
+        </w:rPr>
+        <w:t xml:space="preserve">hard_eval </w:t>
+      </w:r>
+      <w:r>
+        <w:rPr>
+          <w:rStyle w:val="OtherTok"/>
+        </w:rPr>
+        <w:t xml:space="preserve">&lt;-</w:t>
+      </w:r>
+      <w:r>
+        <w:rPr>
+          <w:rStyle w:val="NormalTok"/>
+        </w:rPr>
+        <w:t xml:space="preserve"> </w:t>
+      </w:r>
+      <w:r>
+        <w:rPr>
+          <w:rStyle w:val="FunctionTok"/>
+        </w:rPr>
+        <w:t xml:space="preserve">har_eval</w:t>
+      </w:r>
+      <w:r>
+        <w:rPr>
+          <w:rStyle w:val="NormalTok"/>
+        </w:rPr>
+        <w:t xml:space="preserve">()</w:t>
+      </w:r>
+      <w:r>
+        <w:br/>
+      </w:r>
+      <w:r>
+        <w:rPr>
+          <w:rStyle w:val="NormalTok"/>
+        </w:rPr>
+        <w:t xml:space="preserve">hard_result </w:t>
+      </w:r>
+      <w:r>
+        <w:rPr>
+          <w:rStyle w:val="OtherTok"/>
+        </w:rPr>
+        <w:t xml:space="preserve">&lt;-</w:t>
+      </w:r>
+      <w:r>
+        <w:rPr>
+          <w:rStyle w:val="NormalTok"/>
+        </w:rPr>
+        <w:t xml:space="preserve"> </w:t>
+      </w:r>
+      <w:r>
+        <w:rPr>
+          <w:rStyle w:val="FunctionTok"/>
+        </w:rPr>
+        <w:t xml:space="preserve">evaluate</w:t>
+      </w:r>
+      <w:r>
+        <w:rPr>
+          <w:rStyle w:val="NormalTok"/>
+        </w:rPr>
+        <w:t xml:space="preserve">(hard_eval, detection</w:t>
+      </w:r>
+      <w:r>
+        <w:rPr>
+          <w:rStyle w:val="SpecialCharTok"/>
+        </w:rPr>
+        <w:t xml:space="preserve">$</w:t>
+      </w:r>
+      <w:r>
+        <w:rPr>
+          <w:rStyle w:val="NormalTok"/>
+        </w:rPr>
+        <w:t xml:space="preserve">event, dataset</w:t>
+      </w:r>
+      <w:r>
+        <w:rPr>
+          <w:rStyle w:val="SpecialCharTok"/>
+        </w:rPr>
+        <w:t xml:space="preserve">$</w:t>
+      </w:r>
+      <w:r>
+        <w:rPr>
+          <w:rStyle w:val="NormalTok"/>
+        </w:rPr>
+        <w:t xml:space="preserve">event)</w:t>
+      </w:r>
+      <w:r>
+        <w:br/>
+      </w:r>
+      <w:r>
+        <w:rPr>
+          <w:rStyle w:val="NormalTok"/>
+        </w:rPr>
+        <w:t xml:space="preserve">hard_result</w:t>
+      </w:r>
+      <w:r>
+        <w:rPr>
+          <w:rStyle w:val="SpecialCharTok"/>
+        </w:rPr>
+        <w:t xml:space="preserve">$</w:t>
+      </w:r>
+      <w:r>
+        <w:rPr>
+          <w:rStyle w:val="NormalTok"/>
+        </w:rPr>
+        <w:t xml:space="preserve">confMatrix</w:t>
       </w:r>
     </w:p>
     <w:p>
@@ -1135,9 +549,36 @@
       </w:pPr>
       <w:r>
         <w:rPr>
-          <w:rStyle w:val="NormalTok"/>
-        </w:rPr>
-        <w:t xml:space="preserve">soft_result</w:t>
+          <w:rStyle w:val="VerbatimChar"/>
+        </w:rPr>
+        <w:t xml:space="preserve">##           event      </w:t>
+      </w:r>
+      <w:r>
+        <w:br/>
+      </w:r>
+      <w:r>
+        <w:rPr>
+          <w:rStyle w:val="VerbatimChar"/>
+        </w:rPr>
+        <w:t xml:space="preserve">## detection TRUE  FALSE</w:t>
+      </w:r>
+      <w:r>
+        <w:br/>
+      </w:r>
+      <w:r>
+        <w:rPr>
+          <w:rStyle w:val="VerbatimChar"/>
+        </w:rPr>
+        <w:t xml:space="preserve">## TRUE      1     0    </w:t>
+      </w:r>
+      <w:r>
+        <w:br/>
+      </w:r>
+      <w:r>
+        <w:rPr>
+          <w:rStyle w:val="VerbatimChar"/>
+        </w:rPr>
+        <w:t xml:space="preserve">## FALSE     0     100</w:t>
       </w:r>
     </w:p>
     <w:p>
@@ -1146,6 +587,676 @@
       </w:pPr>
       <w:r>
         <w:rPr>
+          <w:rStyle w:val="CommentTok"/>
+        </w:rPr>
+        <w:t xml:space="preserve"># Soft evaluation: tolerates small temporal misalignment</w:t>
+      </w:r>
+      <w:r>
+        <w:br/>
+      </w:r>
+      <w:r>
+        <w:rPr>
+          <w:rStyle w:val="NormalTok"/>
+        </w:rPr>
+        <w:t xml:space="preserve">soft_eval </w:t>
+      </w:r>
+      <w:r>
+        <w:rPr>
+          <w:rStyle w:val="OtherTok"/>
+        </w:rPr>
+        <w:t xml:space="preserve">&lt;-</w:t>
+      </w:r>
+      <w:r>
+        <w:rPr>
+          <w:rStyle w:val="NormalTok"/>
+        </w:rPr>
+        <w:t xml:space="preserve"> </w:t>
+      </w:r>
+      <w:r>
+        <w:rPr>
+          <w:rStyle w:val="FunctionTok"/>
+        </w:rPr>
+        <w:t xml:space="preserve">har_eval_soft</w:t>
+      </w:r>
+      <w:r>
+        <w:rPr>
+          <w:rStyle w:val="NormalTok"/>
+        </w:rPr>
+        <w:t xml:space="preserve">()</w:t>
+      </w:r>
+      <w:r>
+        <w:br/>
+      </w:r>
+      <w:r>
+        <w:rPr>
+          <w:rStyle w:val="NormalTok"/>
+        </w:rPr>
+        <w:t xml:space="preserve">soft_result </w:t>
+      </w:r>
+      <w:r>
+        <w:rPr>
+          <w:rStyle w:val="OtherTok"/>
+        </w:rPr>
+        <w:t xml:space="preserve">&lt;-</w:t>
+      </w:r>
+      <w:r>
+        <w:rPr>
+          <w:rStyle w:val="NormalTok"/>
+        </w:rPr>
+        <w:t xml:space="preserve"> </w:t>
+      </w:r>
+      <w:r>
+        <w:rPr>
+          <w:rStyle w:val="FunctionTok"/>
+        </w:rPr>
+        <w:t xml:space="preserve">evaluate</w:t>
+      </w:r>
+      <w:r>
+        <w:rPr>
+          <w:rStyle w:val="NormalTok"/>
+        </w:rPr>
+        <w:t xml:space="preserve">(soft_eval, detection</w:t>
+      </w:r>
+      <w:r>
+        <w:rPr>
+          <w:rStyle w:val="SpecialCharTok"/>
+        </w:rPr>
+        <w:t xml:space="preserve">$</w:t>
+      </w:r>
+      <w:r>
+        <w:rPr>
+          <w:rStyle w:val="NormalTok"/>
+        </w:rPr>
+        <w:t xml:space="preserve">event, dataset</w:t>
+      </w:r>
+      <w:r>
+        <w:rPr>
+          <w:rStyle w:val="SpecialCharTok"/>
+        </w:rPr>
+        <w:t xml:space="preserve">$</w:t>
+      </w:r>
+      <w:r>
+        <w:rPr>
+          <w:rStyle w:val="NormalTok"/>
+        </w:rPr>
+        <w:t xml:space="preserve">event)</w:t>
+      </w:r>
+      <w:r>
+        <w:br/>
+      </w:r>
+      <w:r>
+        <w:rPr>
+          <w:rStyle w:val="NormalTok"/>
+        </w:rPr>
+        <w:t xml:space="preserve">soft_result</w:t>
+      </w:r>
+      <w:r>
+        <w:rPr>
+          <w:rStyle w:val="SpecialCharTok"/>
+        </w:rPr>
+        <w:t xml:space="preserve">$</w:t>
+      </w:r>
+      <w:r>
+        <w:rPr>
+          <w:rStyle w:val="NormalTok"/>
+        </w:rPr>
+        <w:t xml:space="preserve">confMatrix</w:t>
+      </w:r>
+    </w:p>
+    <w:p>
+      <w:pPr>
+        <w:pStyle w:val="SourceCode"/>
+      </w:pPr>
+      <w:r>
+        <w:rPr>
+          <w:rStyle w:val="VerbatimChar"/>
+        </w:rPr>
+        <w:t xml:space="preserve">##           event      </w:t>
+      </w:r>
+      <w:r>
+        <w:br/>
+      </w:r>
+      <w:r>
+        <w:rPr>
+          <w:rStyle w:val="VerbatimChar"/>
+        </w:rPr>
+        <w:t xml:space="preserve">## detection TRUE  FALSE</w:t>
+      </w:r>
+      <w:r>
+        <w:br/>
+      </w:r>
+      <w:r>
+        <w:rPr>
+          <w:rStyle w:val="VerbatimChar"/>
+        </w:rPr>
+        <w:t xml:space="preserve">## TRUE      1     0    </w:t>
+      </w:r>
+      <w:r>
+        <w:br/>
+      </w:r>
+      <w:r>
+        <w:rPr>
+          <w:rStyle w:val="VerbatimChar"/>
+        </w:rPr>
+        <w:t xml:space="preserve">## FALSE     0     100</w:t>
+      </w:r>
+    </w:p>
+    <w:p>
+      <w:pPr>
+        <w:pStyle w:val="SourceCode"/>
+      </w:pPr>
+      <w:r>
+        <w:rPr>
+          <w:rStyle w:val="CommentTok"/>
+        </w:rPr>
+        <w:t xml:space="preserve"># Inspect summary metrics returned by the evaluation objects</w:t>
+      </w:r>
+      <w:r>
+        <w:br/>
+      </w:r>
+      <w:r>
+        <w:rPr>
+          <w:rStyle w:val="NormalTok"/>
+        </w:rPr>
+        <w:t xml:space="preserve">hard_result</w:t>
+      </w:r>
+    </w:p>
+    <w:p>
+      <w:pPr>
+        <w:pStyle w:val="SourceCode"/>
+      </w:pPr>
+      <w:r>
+        <w:rPr>
+          <w:rStyle w:val="VerbatimChar"/>
+        </w:rPr>
+        <w:t xml:space="preserve">## $TP</w:t>
+      </w:r>
+      <w:r>
+        <w:br/>
+      </w:r>
+      <w:r>
+        <w:rPr>
+          <w:rStyle w:val="VerbatimChar"/>
+        </w:rPr>
+        <w:t xml:space="preserve">## [1] 1</w:t>
+      </w:r>
+      <w:r>
+        <w:br/>
+      </w:r>
+      <w:r>
+        <w:rPr>
+          <w:rStyle w:val="VerbatimChar"/>
+        </w:rPr>
+        <w:t xml:space="preserve">## </w:t>
+      </w:r>
+      <w:r>
+        <w:br/>
+      </w:r>
+      <w:r>
+        <w:rPr>
+          <w:rStyle w:val="VerbatimChar"/>
+        </w:rPr>
+        <w:t xml:space="preserve">## $FP</w:t>
+      </w:r>
+      <w:r>
+        <w:br/>
+      </w:r>
+      <w:r>
+        <w:rPr>
+          <w:rStyle w:val="VerbatimChar"/>
+        </w:rPr>
+        <w:t xml:space="preserve">## [1] 0</w:t>
+      </w:r>
+      <w:r>
+        <w:br/>
+      </w:r>
+      <w:r>
+        <w:rPr>
+          <w:rStyle w:val="VerbatimChar"/>
+        </w:rPr>
+        <w:t xml:space="preserve">## </w:t>
+      </w:r>
+      <w:r>
+        <w:br/>
+      </w:r>
+      <w:r>
+        <w:rPr>
+          <w:rStyle w:val="VerbatimChar"/>
+        </w:rPr>
+        <w:t xml:space="preserve">## $FN</w:t>
+      </w:r>
+      <w:r>
+        <w:br/>
+      </w:r>
+      <w:r>
+        <w:rPr>
+          <w:rStyle w:val="VerbatimChar"/>
+        </w:rPr>
+        <w:t xml:space="preserve">## [1] 0</w:t>
+      </w:r>
+      <w:r>
+        <w:br/>
+      </w:r>
+      <w:r>
+        <w:rPr>
+          <w:rStyle w:val="VerbatimChar"/>
+        </w:rPr>
+        <w:t xml:space="preserve">## </w:t>
+      </w:r>
+      <w:r>
+        <w:br/>
+      </w:r>
+      <w:r>
+        <w:rPr>
+          <w:rStyle w:val="VerbatimChar"/>
+        </w:rPr>
+        <w:t xml:space="preserve">## $TN</w:t>
+      </w:r>
+      <w:r>
+        <w:br/>
+      </w:r>
+      <w:r>
+        <w:rPr>
+          <w:rStyle w:val="VerbatimChar"/>
+        </w:rPr>
+        <w:t xml:space="preserve">## [1] 100</w:t>
+      </w:r>
+      <w:r>
+        <w:br/>
+      </w:r>
+      <w:r>
+        <w:rPr>
+          <w:rStyle w:val="VerbatimChar"/>
+        </w:rPr>
+        <w:t xml:space="preserve">## </w:t>
+      </w:r>
+      <w:r>
+        <w:br/>
+      </w:r>
+      <w:r>
+        <w:rPr>
+          <w:rStyle w:val="VerbatimChar"/>
+        </w:rPr>
+        <w:t xml:space="preserve">## $confMatrix</w:t>
+      </w:r>
+      <w:r>
+        <w:br/>
+      </w:r>
+      <w:r>
+        <w:rPr>
+          <w:rStyle w:val="VerbatimChar"/>
+        </w:rPr>
+        <w:t xml:space="preserve">##           event      </w:t>
+      </w:r>
+      <w:r>
+        <w:br/>
+      </w:r>
+      <w:r>
+        <w:rPr>
+          <w:rStyle w:val="VerbatimChar"/>
+        </w:rPr>
+        <w:t xml:space="preserve">## detection TRUE  FALSE</w:t>
+      </w:r>
+      <w:r>
+        <w:br/>
+      </w:r>
+      <w:r>
+        <w:rPr>
+          <w:rStyle w:val="VerbatimChar"/>
+        </w:rPr>
+        <w:t xml:space="preserve">## TRUE      1     0    </w:t>
+      </w:r>
+      <w:r>
+        <w:br/>
+      </w:r>
+      <w:r>
+        <w:rPr>
+          <w:rStyle w:val="VerbatimChar"/>
+        </w:rPr>
+        <w:t xml:space="preserve">## FALSE     0     100  </w:t>
+      </w:r>
+      <w:r>
+        <w:br/>
+      </w:r>
+      <w:r>
+        <w:rPr>
+          <w:rStyle w:val="VerbatimChar"/>
+        </w:rPr>
+        <w:t xml:space="preserve">## </w:t>
+      </w:r>
+      <w:r>
+        <w:br/>
+      </w:r>
+      <w:r>
+        <w:rPr>
+          <w:rStyle w:val="VerbatimChar"/>
+        </w:rPr>
+        <w:t xml:space="preserve">## $accuracy</w:t>
+      </w:r>
+      <w:r>
+        <w:br/>
+      </w:r>
+      <w:r>
+        <w:rPr>
+          <w:rStyle w:val="VerbatimChar"/>
+        </w:rPr>
+        <w:t xml:space="preserve">## [1] 1</w:t>
+      </w:r>
+      <w:r>
+        <w:br/>
+      </w:r>
+      <w:r>
+        <w:rPr>
+          <w:rStyle w:val="VerbatimChar"/>
+        </w:rPr>
+        <w:t xml:space="preserve">## </w:t>
+      </w:r>
+      <w:r>
+        <w:br/>
+      </w:r>
+      <w:r>
+        <w:rPr>
+          <w:rStyle w:val="VerbatimChar"/>
+        </w:rPr>
+        <w:t xml:space="preserve">## $sensitivity</w:t>
+      </w:r>
+      <w:r>
+        <w:br/>
+      </w:r>
+      <w:r>
+        <w:rPr>
+          <w:rStyle w:val="VerbatimChar"/>
+        </w:rPr>
+        <w:t xml:space="preserve">## [1] 1</w:t>
+      </w:r>
+      <w:r>
+        <w:br/>
+      </w:r>
+      <w:r>
+        <w:rPr>
+          <w:rStyle w:val="VerbatimChar"/>
+        </w:rPr>
+        <w:t xml:space="preserve">## </w:t>
+      </w:r>
+      <w:r>
+        <w:br/>
+      </w:r>
+      <w:r>
+        <w:rPr>
+          <w:rStyle w:val="VerbatimChar"/>
+        </w:rPr>
+        <w:t xml:space="preserve">## $specificity</w:t>
+      </w:r>
+      <w:r>
+        <w:br/>
+      </w:r>
+      <w:r>
+        <w:rPr>
+          <w:rStyle w:val="VerbatimChar"/>
+        </w:rPr>
+        <w:t xml:space="preserve">## [1] 1</w:t>
+      </w:r>
+      <w:r>
+        <w:br/>
+      </w:r>
+      <w:r>
+        <w:rPr>
+          <w:rStyle w:val="VerbatimChar"/>
+        </w:rPr>
+        <w:t xml:space="preserve">## </w:t>
+      </w:r>
+      <w:r>
+        <w:br/>
+      </w:r>
+      <w:r>
+        <w:rPr>
+          <w:rStyle w:val="VerbatimChar"/>
+        </w:rPr>
+        <w:t xml:space="preserve">## $prevalence</w:t>
+      </w:r>
+      <w:r>
+        <w:br/>
+      </w:r>
+      <w:r>
+        <w:rPr>
+          <w:rStyle w:val="VerbatimChar"/>
+        </w:rPr>
+        <w:t xml:space="preserve">## [1] 0.00990099</w:t>
+      </w:r>
+      <w:r>
+        <w:br/>
+      </w:r>
+      <w:r>
+        <w:rPr>
+          <w:rStyle w:val="VerbatimChar"/>
+        </w:rPr>
+        <w:t xml:space="preserve">## </w:t>
+      </w:r>
+      <w:r>
+        <w:br/>
+      </w:r>
+      <w:r>
+        <w:rPr>
+          <w:rStyle w:val="VerbatimChar"/>
+        </w:rPr>
+        <w:t xml:space="preserve">## $PPV</w:t>
+      </w:r>
+      <w:r>
+        <w:br/>
+      </w:r>
+      <w:r>
+        <w:rPr>
+          <w:rStyle w:val="VerbatimChar"/>
+        </w:rPr>
+        <w:t xml:space="preserve">## [1] 1</w:t>
+      </w:r>
+      <w:r>
+        <w:br/>
+      </w:r>
+      <w:r>
+        <w:rPr>
+          <w:rStyle w:val="VerbatimChar"/>
+        </w:rPr>
+        <w:t xml:space="preserve">## </w:t>
+      </w:r>
+      <w:r>
+        <w:br/>
+      </w:r>
+      <w:r>
+        <w:rPr>
+          <w:rStyle w:val="VerbatimChar"/>
+        </w:rPr>
+        <w:t xml:space="preserve">## $NPV</w:t>
+      </w:r>
+      <w:r>
+        <w:br/>
+      </w:r>
+      <w:r>
+        <w:rPr>
+          <w:rStyle w:val="VerbatimChar"/>
+        </w:rPr>
+        <w:t xml:space="preserve">## [1] 1</w:t>
+      </w:r>
+      <w:r>
+        <w:br/>
+      </w:r>
+      <w:r>
+        <w:rPr>
+          <w:rStyle w:val="VerbatimChar"/>
+        </w:rPr>
+        <w:t xml:space="preserve">## </w:t>
+      </w:r>
+      <w:r>
+        <w:br/>
+      </w:r>
+      <w:r>
+        <w:rPr>
+          <w:rStyle w:val="VerbatimChar"/>
+        </w:rPr>
+        <w:t xml:space="preserve">## $detection_rate</w:t>
+      </w:r>
+      <w:r>
+        <w:br/>
+      </w:r>
+      <w:r>
+        <w:rPr>
+          <w:rStyle w:val="VerbatimChar"/>
+        </w:rPr>
+        <w:t xml:space="preserve">## [1] 0.00990099</w:t>
+      </w:r>
+      <w:r>
+        <w:br/>
+      </w:r>
+      <w:r>
+        <w:rPr>
+          <w:rStyle w:val="VerbatimChar"/>
+        </w:rPr>
+        <w:t xml:space="preserve">## </w:t>
+      </w:r>
+      <w:r>
+        <w:br/>
+      </w:r>
+      <w:r>
+        <w:rPr>
+          <w:rStyle w:val="VerbatimChar"/>
+        </w:rPr>
+        <w:t xml:space="preserve">## $detection_prevalence</w:t>
+      </w:r>
+      <w:r>
+        <w:br/>
+      </w:r>
+      <w:r>
+        <w:rPr>
+          <w:rStyle w:val="VerbatimChar"/>
+        </w:rPr>
+        <w:t xml:space="preserve">## [1] 0.00990099</w:t>
+      </w:r>
+      <w:r>
+        <w:br/>
+      </w:r>
+      <w:r>
+        <w:rPr>
+          <w:rStyle w:val="VerbatimChar"/>
+        </w:rPr>
+        <w:t xml:space="preserve">## </w:t>
+      </w:r>
+      <w:r>
+        <w:br/>
+      </w:r>
+      <w:r>
+        <w:rPr>
+          <w:rStyle w:val="VerbatimChar"/>
+        </w:rPr>
+        <w:t xml:space="preserve">## $balanced_accuracy</w:t>
+      </w:r>
+      <w:r>
+        <w:br/>
+      </w:r>
+      <w:r>
+        <w:rPr>
+          <w:rStyle w:val="VerbatimChar"/>
+        </w:rPr>
+        <w:t xml:space="preserve">## [1] 1</w:t>
+      </w:r>
+      <w:r>
+        <w:br/>
+      </w:r>
+      <w:r>
+        <w:rPr>
+          <w:rStyle w:val="VerbatimChar"/>
+        </w:rPr>
+        <w:t xml:space="preserve">## </w:t>
+      </w:r>
+      <w:r>
+        <w:br/>
+      </w:r>
+      <w:r>
+        <w:rPr>
+          <w:rStyle w:val="VerbatimChar"/>
+        </w:rPr>
+        <w:t xml:space="preserve">## $precision</w:t>
+      </w:r>
+      <w:r>
+        <w:br/>
+      </w:r>
+      <w:r>
+        <w:rPr>
+          <w:rStyle w:val="VerbatimChar"/>
+        </w:rPr>
+        <w:t xml:space="preserve">## [1] 1</w:t>
+      </w:r>
+      <w:r>
+        <w:br/>
+      </w:r>
+      <w:r>
+        <w:rPr>
+          <w:rStyle w:val="VerbatimChar"/>
+        </w:rPr>
+        <w:t xml:space="preserve">## </w:t>
+      </w:r>
+      <w:r>
+        <w:br/>
+      </w:r>
+      <w:r>
+        <w:rPr>
+          <w:rStyle w:val="VerbatimChar"/>
+        </w:rPr>
+        <w:t xml:space="preserve">## $recall</w:t>
+      </w:r>
+      <w:r>
+        <w:br/>
+      </w:r>
+      <w:r>
+        <w:rPr>
+          <w:rStyle w:val="VerbatimChar"/>
+        </w:rPr>
+        <w:t xml:space="preserve">## [1] 1</w:t>
+      </w:r>
+      <w:r>
+        <w:br/>
+      </w:r>
+      <w:r>
+        <w:rPr>
+          <w:rStyle w:val="VerbatimChar"/>
+        </w:rPr>
+        <w:t xml:space="preserve">## </w:t>
+      </w:r>
+      <w:r>
+        <w:br/>
+      </w:r>
+      <w:r>
+        <w:rPr>
+          <w:rStyle w:val="VerbatimChar"/>
+        </w:rPr>
+        <w:t xml:space="preserve">## $F1</w:t>
+      </w:r>
+      <w:r>
+        <w:br/>
+      </w:r>
+      <w:r>
+        <w:rPr>
+          <w:rStyle w:val="VerbatimChar"/>
+        </w:rPr>
+        <w:t xml:space="preserve">## [1] 1</w:t>
+      </w:r>
+    </w:p>
+    <w:p>
+      <w:pPr>
+        <w:pStyle w:val="SourceCode"/>
+      </w:pPr>
+      <w:r>
+        <w:rPr>
+          <w:rStyle w:val="NormalTok"/>
+        </w:rPr>
+        <w:t xml:space="preserve">soft_result</w:t>
+      </w:r>
+    </w:p>
+    <w:p>
+      <w:pPr>
+        <w:pStyle w:val="SourceCode"/>
+      </w:pPr>
+      <w:r>
+        <w:rPr>
           <w:rStyle w:val="VerbatimChar"/>
         </w:rPr>
         <w:t xml:space="preserve">## $TPs</w:t>
@@ -1619,8 +1730,9 @@
         <w:t xml:space="preserve">## [1] 1</w:t>
       </w:r>
     </w:p>
-    <w:bookmarkEnd w:id="23"/>
-    <w:bookmarkStart w:id="25" w:name="references"/>
+    <w:bookmarkEnd w:id="26"/>
+    <w:bookmarkEnd w:id="27"/>
+    <w:bookmarkStart w:id="29" w:name="references"/>
     <w:p>
       <w:pPr>
         <w:pStyle w:val="Heading2"/>
@@ -1643,7 +1755,7 @@
       <w:r>
         <w:t xml:space="preserve"> </w:t>
       </w:r>
-      <w:hyperlink r:id="rId24">
+      <w:hyperlink r:id="rId28">
         <w:r>
           <w:rPr>
             <w:rStyle w:val="Hyperlink"/>
@@ -1652,7 +1764,7 @@
         </w:r>
       </w:hyperlink>
     </w:p>
-    <w:bookmarkEnd w:id="25"/>
+    <w:bookmarkEnd w:id="29"/>
     <w:sectPr>
       <w:footnotePr>
         <w:numRestart w:val="eachSect"/>

--- a/examples/tutorial/doc/06-evaluating-detections.docx
+++ b/examples/tutorial/doc/06-evaluating-detections.docx
@@ -2,7 +2,7 @@
 <file path=word/document.xml><?xml version="1.0" encoding="utf-8"?>
 <w:document xmlns:w="http://schemas.openxmlformats.org/wordprocessingml/2006/main" xmlns:m="http://schemas.openxmlformats.org/officeDocument/2006/math" xmlns:r="http://schemas.openxmlformats.org/officeDocument/2006/relationships" xmlns:o="urn:schemas-microsoft-com:office:office" xmlns:v="urn:schemas-microsoft-com:vml" xmlns:w10="urn:schemas-microsoft-com:office:word" xmlns:a="http://schemas.openxmlformats.org/drawingml/2006/main" xmlns:pic="http://schemas.openxmlformats.org/drawingml/2006/picture" xmlns:wp="http://schemas.openxmlformats.org/drawingml/2006/wordprocessingDrawing">
   <w:body>
-    <w:bookmarkStart w:id="20" w:name="tutorial-06---evaluating-detections"/>
+    <w:bookmarkStart w:id="9" w:name="tutorial-06---evaluating-detections"/>
     <w:p>
       <w:pPr>
         <w:pStyle w:val="Heading2"/>
@@ -1555,8 +1555,8 @@
         <w:t xml:space="preserve">## [1] 1</w:t>
       </w:r>
     </w:p>
-    <w:bookmarkEnd w:id="20"/>
-    <w:bookmarkStart w:id="22" w:name="references"/>
+    <w:bookmarkEnd w:id="9"/>
+    <w:bookmarkStart w:id="11" w:name="references"/>
     <w:p>
       <w:pPr>
         <w:pStyle w:val="Heading2"/>
@@ -1579,7 +1579,7 @@
       <w:r>
         <w:t xml:space="preserve"> </w:t>
       </w:r>
-      <w:hyperlink r:id="rId21">
+      <w:hyperlink r:id="rId10">
         <w:r>
           <w:rPr>
             <w:rStyle w:val="Hyperlink"/>
@@ -1588,7 +1588,7 @@
         </w:r>
       </w:hyperlink>
     </w:p>
-    <w:bookmarkEnd w:id="22"/>
+    <w:bookmarkEnd w:id="11"/>
     <w:sectPr>
       <w:footnotePr>
         <w:numRestart w:val="eachSect"/>
@@ -1816,10 +1816,10 @@
   <w:docDefaults>
     <w:rPrDefault>
       <w:rPr>
-        <w:rFonts w:asciiTheme="minorHAnsi" w:cstheme="minorBidi" w:eastAsiaTheme="minorHAnsi" w:hAnsiTheme="minorHAnsi"/>
+        <w:rFonts w:asciiTheme="minorHAnsi" w:cstheme="minorBidi" w:eastAsiaTheme="minorEastAsia" w:hAnsiTheme="minorHAnsi"/>
         <w:sz w:val="24"/>
         <w:szCs w:val="24"/>
-        <w:lang w:bidi="ar-SA" w:eastAsia="en-US" w:val="en-US"/>
+        <w:lang w:bidi="ar-SA" w:eastAsia="zh-CN" w:val="en-US"/>
       </w:rPr>
     </w:rPrDefault>
     <w:pPrDefault>
@@ -2360,13 +2360,6 @@
       </w:tblCellMar>
     </w:tblPr>
     <w:tblStylePr w:type="firstRow">
-      <w:tblPr>
-        <w:jc w:val="left"/>
-        <w:tblInd w:type="dxa" w:w="0"/>
-      </w:tblPr>
-      <w:trPr>
-        <w:jc w:val="left"/>
-      </w:trPr>
       <w:tcPr>
         <w:tcBorders>
           <w:bottom w:val="single"/>

--- a/examples/tutorial/doc/06-evaluating-detections.docx
+++ b/examples/tutorial/doc/06-evaluating-detections.docx
@@ -51,6 +51,45 @@
         <w:rPr>
           <w:rStyle w:val="FunctionTok"/>
         </w:rPr>
+        <w:t xml:space="preserve">source</w:t>
+      </w:r>
+      <w:r>
+        <w:rPr>
+          <w:rStyle w:val="NormalTok"/>
+        </w:rPr>
+        <w:t xml:space="preserve">(</w:t>
+      </w:r>
+      <w:r>
+        <w:rPr>
+          <w:rStyle w:val="FunctionTok"/>
+        </w:rPr>
+        <w:t xml:space="preserve">url</w:t>
+      </w:r>
+      <w:r>
+        <w:rPr>
+          <w:rStyle w:val="NormalTok"/>
+        </w:rPr>
+        <w:t xml:space="preserve">(</w:t>
+      </w:r>
+      <w:r>
+        <w:rPr>
+          <w:rStyle w:val="StringTok"/>
+        </w:rPr>
+        <w:t xml:space="preserve">"https://raw.githubusercontent.com/cefet-rj-dal/harbinger/master/examples/seed.R"</w:t>
+      </w:r>
+      <w:r>
+        <w:rPr>
+          <w:rStyle w:val="NormalTok"/>
+        </w:rPr>
+        <w:t xml:space="preserve">))</w:t>
+      </w:r>
+      <w:r>
+        <w:br/>
+      </w:r>
+      <w:r>
+        <w:rPr>
+          <w:rStyle w:val="FunctionTok"/>
+        </w:rPr>
         <w:t xml:space="preserve">library</w:t>
       </w:r>
       <w:r>
@@ -151,6 +190,21 @@
           <w:rStyle w:val="FunctionTok"/>
         </w:rPr>
         <w:t xml:space="preserve">hanr_arima</w:t>
+      </w:r>
+      <w:r>
+        <w:rPr>
+          <w:rStyle w:val="NormalTok"/>
+        </w:rPr>
+        <w:t xml:space="preserve">()</w:t>
+      </w:r>
+      <w:r>
+        <w:br/>
+      </w:r>
+      <w:r>
+        <w:rPr>
+          <w:rStyle w:val="FunctionTok"/>
+        </w:rPr>
+        <w:t xml:space="preserve">set_example_seed</w:t>
       </w:r>
       <w:r>
         <w:rPr>
